--- a/AEJ_Macro_Submission/ACF_CL.docx
+++ b/AEJ_Macro_Submission/ACF_CL.docx
@@ -422,6 +422,176 @@
           <w:szCs w:val="20"/>
         </w:rPr>
         <w:t>AEJ: Macroeconomics.</w:t>
+      </w:r>
+    </w:p>
+    <w:p>
+      <w:pPr>
+        <w:pStyle w:val="Body"/>
+        <w:spacing w:before="49"/>
+        <w:ind w:firstLine="720"/>
+        <w:rPr>
+          <w:rFonts w:ascii="Yale 2024" w:hAnsi="Yale 2024" w:cs="Times New Roman"/>
+          <w:sz w:val="20"/>
+          <w:szCs w:val="20"/>
+        </w:rPr>
+      </w:pPr>
+      <w:r>
+        <w:rPr>
+          <w:rFonts w:ascii="Yale 2024" w:hAnsi="Yale 2024" w:cs="Times New Roman"/>
+          <w:sz w:val="20"/>
+          <w:szCs w:val="20"/>
+        </w:rPr>
+        <w:t xml:space="preserve">The manuscript was previously submitted to </w:t>
+      </w:r>
+      <w:proofErr w:type="spellStart"/>
+      <w:proofErr w:type="gramStart"/>
+      <w:r>
+        <w:rPr>
+          <w:rFonts w:ascii="Yale 2024" w:hAnsi="Yale 2024" w:cs="Times New Roman"/>
+          <w:sz w:val="20"/>
+          <w:szCs w:val="20"/>
+        </w:rPr>
+        <w:t>AER:Insights</w:t>
+      </w:r>
+      <w:proofErr w:type="spellEnd"/>
+      <w:proofErr w:type="gramEnd"/>
+      <w:r>
+        <w:rPr>
+          <w:rFonts w:ascii="Yale 2024" w:hAnsi="Yale 2024" w:cs="Times New Roman"/>
+          <w:sz w:val="20"/>
+          <w:szCs w:val="20"/>
+        </w:rPr>
+        <w:t xml:space="preserve"> as a short-form paper and rejected at the desk stage. </w:t>
+      </w:r>
+      <w:r>
+        <w:rPr>
+          <w:rFonts w:ascii="Yale 2024" w:hAnsi="Yale 2024" w:cs="Times New Roman"/>
+          <w:sz w:val="20"/>
+          <w:szCs w:val="20"/>
+        </w:rPr>
+        <w:t xml:space="preserve">We received feedback from Coeditor </w:t>
+      </w:r>
+      <w:r>
+        <w:rPr>
+          <w:rFonts w:ascii="Yale 2024" w:hAnsi="Yale 2024" w:cs="Times New Roman"/>
+          <w:sz w:val="20"/>
+          <w:szCs w:val="20"/>
+        </w:rPr>
+        <w:t>Prof. Gabriel Chodorow-Reich</w:t>
+      </w:r>
+      <w:r>
+        <w:rPr>
+          <w:rFonts w:ascii="Yale 2024" w:hAnsi="Yale 2024" w:cs="Times New Roman"/>
+          <w:sz w:val="20"/>
+          <w:szCs w:val="20"/>
+        </w:rPr>
+        <w:t xml:space="preserve"> on how to sharpen the empirical section </w:t>
+      </w:r>
+      <w:r>
+        <w:rPr>
+          <w:rFonts w:ascii="Yale 2024" w:hAnsi="Yale 2024" w:cs="Times New Roman"/>
+          <w:sz w:val="20"/>
+          <w:szCs w:val="20"/>
+        </w:rPr>
+        <w:t xml:space="preserve">(Section 2) </w:t>
+      </w:r>
+      <w:r>
+        <w:rPr>
+          <w:rFonts w:ascii="Yale 2024" w:hAnsi="Yale 2024" w:cs="Times New Roman"/>
+          <w:sz w:val="20"/>
+          <w:szCs w:val="20"/>
+        </w:rPr>
+        <w:t>of the paper</w:t>
+      </w:r>
+      <w:r>
+        <w:rPr>
+          <w:rFonts w:ascii="Yale 2024" w:hAnsi="Yale 2024" w:cs="Times New Roman"/>
+          <w:sz w:val="20"/>
+          <w:szCs w:val="20"/>
+        </w:rPr>
+        <w:t xml:space="preserve">. </w:t>
+      </w:r>
+      <w:r>
+        <w:rPr>
+          <w:rFonts w:ascii="Yale 2024" w:hAnsi="Yale 2024" w:cs="Times New Roman"/>
+          <w:sz w:val="20"/>
+          <w:szCs w:val="20"/>
+        </w:rPr>
+        <w:t xml:space="preserve">Specific to coeditor </w:t>
+      </w:r>
+      <w:r>
+        <w:rPr>
+          <w:rFonts w:ascii="Yale 2024" w:hAnsi="Yale 2024" w:cs="Times New Roman"/>
+          <w:sz w:val="20"/>
+          <w:szCs w:val="20"/>
+        </w:rPr>
+        <w:t>Chodorow-Reich</w:t>
+      </w:r>
+      <w:r>
+        <w:rPr>
+          <w:rFonts w:ascii="Yale 2024" w:hAnsi="Yale 2024" w:cs="Times New Roman"/>
+          <w:sz w:val="20"/>
+          <w:szCs w:val="20"/>
+        </w:rPr>
+        <w:t xml:space="preserve">’s comments, </w:t>
+      </w:r>
+      <w:r>
+        <w:rPr>
+          <w:rFonts w:ascii="Yale 2024" w:hAnsi="Yale 2024" w:cs="Times New Roman"/>
+          <w:sz w:val="20"/>
+          <w:szCs w:val="20"/>
+        </w:rPr>
+        <w:t>Section 2 was lengthened substantially to more explicitly discuss the natural capital stocks we consider and outline more clearly how these stocks</w:t>
+      </w:r>
+      <w:r>
+        <w:rPr>
+          <w:rFonts w:ascii="Yale 2024" w:hAnsi="Yale 2024" w:cs="Times New Roman"/>
+          <w:sz w:val="20"/>
+          <w:szCs w:val="20"/>
+        </w:rPr>
+        <w:t xml:space="preserve">’ correlation with TFP growth evidences </w:t>
+      </w:r>
+      <w:r>
+        <w:rPr>
+          <w:rFonts w:ascii="Yale 2024" w:hAnsi="Yale 2024" w:cs="Times New Roman"/>
+          <w:sz w:val="20"/>
+          <w:szCs w:val="20"/>
+        </w:rPr>
+        <w:t xml:space="preserve">the reliance of </w:t>
+      </w:r>
+      <w:r>
+        <w:rPr>
+          <w:rFonts w:ascii="Yale 2024" w:hAnsi="Yale 2024" w:cs="Times New Roman"/>
+          <w:sz w:val="20"/>
+          <w:szCs w:val="20"/>
+        </w:rPr>
+        <w:t>production on nature we hypothesize</w:t>
+      </w:r>
+      <w:r>
+        <w:rPr>
+          <w:rFonts w:ascii="Yale 2024" w:hAnsi="Yale 2024" w:cs="Times New Roman"/>
+          <w:sz w:val="20"/>
+          <w:szCs w:val="20"/>
+        </w:rPr>
+        <w:t xml:space="preserve">. The paper has gone through several other substantial changes that were not motivated explicitly by the feedback from </w:t>
+      </w:r>
+      <w:proofErr w:type="gramStart"/>
+      <w:r>
+        <w:rPr>
+          <w:rFonts w:ascii="Yale 2024" w:hAnsi="Yale 2024" w:cs="Times New Roman"/>
+          <w:sz w:val="20"/>
+          <w:szCs w:val="20"/>
+        </w:rPr>
+        <w:t>AER:I</w:t>
+      </w:r>
+      <w:proofErr w:type="gramEnd"/>
+      <w:r>
+        <w:rPr>
+          <w:rFonts w:ascii="Yale 2024" w:hAnsi="Yale 2024" w:cs="Times New Roman"/>
+          <w:sz w:val="20"/>
+          <w:szCs w:val="20"/>
+        </w:rPr>
+        <w:t xml:space="preserve"> that we believe strengthen its contributions and make it suitable for submission as a full-length article at AEJ: Macroeconomics.</w:t>
       </w:r>
     </w:p>
     <w:p>
